--- a/Backend/Director_Disclosure/Output_Disclosures/2024-25/ADANI_RENEWABLE_ENERGY_HOLDING_EIGHT_LIMITED/MBP-1/MBP1_CHANDRASHEKAR_KRISHNAN_10100566.docx
+++ b/Backend/Director_Disclosure/Output_Disclosures/2024-25/ADANI_RENEWABLE_ENERGY_HOLDING_EIGHT_LIMITED/MBP-1/MBP1_CHANDRASHEKAR_KRISHNAN_10100566.docx
@@ -93,137 +93,17 @@
     </w:p>
     <w:p>
       <w:pPr>
-        <w:spacing w:before="0" w:after="0"/>
-        <w:jc w:val="left"/>
-      </w:pPr>
-      <w:r>
-        <w:rPr>
-          <w:rFonts w:ascii="Adani" w:hAnsi="Adani"/>
-          <w:b w:val="0"/>
-          <w:sz w:val="20"/>
-          <w:u w:val="none"/>
-        </w:rPr>
-        <w:t>ADANI RENEWABLE ENERGY HOLDING EIGHT LIMITED</w:t>
-      </w:r>
-    </w:p>
-    <w:p>
-      <w:pPr>
-        <w:spacing w:before="0" w:after="0"/>
-        <w:jc w:val="left"/>
-      </w:pPr>
-      <w:r>
-        <w:rPr>
-          <w:rFonts w:ascii="Adani" w:hAnsi="Adani"/>
-          <w:b w:val="0"/>
-          <w:sz w:val="20"/>
-          <w:u w:val="none"/>
-        </w:rPr>
-        <w:t>ADANI SOLAR ENERGY JODHPUR SIX LIMITED</w:t>
-      </w:r>
-    </w:p>
-    <w:p>
-      <w:pPr>
-        <w:spacing w:before="0" w:after="0"/>
-        <w:jc w:val="left"/>
-      </w:pPr>
-      <w:r>
-        <w:rPr>
-          <w:rFonts w:ascii="Adani" w:hAnsi="Adani"/>
-          <w:b w:val="0"/>
-          <w:sz w:val="20"/>
-          <w:u w:val="none"/>
-        </w:rPr>
-        <w:t>ADANI RENEWABLE ENERGY HOLDING EIGHTEEN LIMITED</w:t>
-      </w:r>
-    </w:p>
-    <w:p>
-      <w:pPr>
-        <w:spacing w:before="0" w:after="0"/>
-        <w:jc w:val="left"/>
-      </w:pPr>
-      <w:r>
-        <w:rPr>
-          <w:rFonts w:ascii="Adani" w:hAnsi="Adani"/>
-          <w:b w:val="0"/>
-          <w:sz w:val="20"/>
-          <w:u w:val="none"/>
-        </w:rPr>
-        <w:t>ADANI SOLAR ENERGY RJ ONE LIMITED</w:t>
-      </w:r>
-    </w:p>
-    <w:p>
-      <w:pPr>
-        <w:spacing w:before="0" w:after="0"/>
-        <w:jc w:val="left"/>
-      </w:pPr>
-      <w:r>
-        <w:rPr>
-          <w:rFonts w:ascii="Adani" w:hAnsi="Adani"/>
-          <w:b w:val="0"/>
-          <w:sz w:val="20"/>
-          <w:u w:val="none"/>
-        </w:rPr>
-        <w:t>ADANI RENEWABLE ENERGY TWELVE LIMITED</w:t>
-      </w:r>
-    </w:p>
-    <w:p>
-      <w:pPr>
-        <w:spacing w:before="0" w:after="0"/>
-        <w:jc w:val="left"/>
-      </w:pPr>
-      <w:r>
-        <w:rPr>
-          <w:rFonts w:ascii="Adani" w:hAnsi="Adani"/>
-          <w:b w:val="0"/>
-          <w:sz w:val="20"/>
-          <w:u w:val="none"/>
-        </w:rPr>
-        <w:t>ADANI SOLAR ENERGY RJ TWO PRIVATE LIMITED</w:t>
-      </w:r>
-    </w:p>
-    <w:p>
-      <w:pPr>
-        <w:spacing w:before="0" w:after="0"/>
-        <w:jc w:val="left"/>
-      </w:pPr>
-      <w:r>
-        <w:rPr>
-          <w:rFonts w:ascii="Adani" w:hAnsi="Adani"/>
-          <w:b w:val="0"/>
-          <w:sz w:val="20"/>
-          <w:u w:val="none"/>
-        </w:rPr>
-        <w:t>ADANI GREEN ENERGY SIXTEEN LIMITED</w:t>
-      </w:r>
-    </w:p>
-    <w:p>
-      <w:pPr>
-        <w:spacing w:before="0" w:after="0"/>
-        <w:jc w:val="left"/>
-      </w:pPr>
-      <w:r>
-        <w:rPr>
-          <w:rFonts w:ascii="Adani" w:hAnsi="Adani"/>
-          <w:b w:val="0"/>
-          <w:sz w:val="20"/>
-          <w:u w:val="none"/>
-        </w:rPr>
-        <w:t>ADANI RENEWABLE ENERGY FOURTEEN LIMITED</w:t>
-      </w:r>
-    </w:p>
-    <w:p>
-      <w:pPr>
         <w:spacing w:before="0" w:after="160"/>
         <w:jc w:val="left"/>
       </w:pPr>
       <w:r>
         <w:rPr>
           <w:rFonts w:ascii="Adani" w:hAnsi="Adani"/>
-          <w:b w:val="0"/>
+          <w:b/>
           <w:sz w:val="20"/>
           <w:u w:val="none"/>
         </w:rPr>
-        <w:t>ADANI RENEWABLE ENERGY SIXTEEN LIMITED</w:t>
+        <w:t>ADANI RENEWABLE ENERGY HOLDING EIGHT LIMITED</w:t>
       </w:r>
     </w:p>
     <w:p>
@@ -651,7 +531,7 @@
                 <w:sz w:val="18"/>
                 <w:u w:val="none"/>
               </w:rPr>
-              <w:t>ADANI SOLAR ENERGY JODHPUR SIX LIMITED</w:t>
+              <w:t>ADANI RENEWABLE ENERGY HOLDING EIGHTEEN LIMITED</w:t>
             </w:r>
           </w:p>
         </w:tc>
@@ -793,7 +673,7 @@
                 <w:sz w:val="18"/>
                 <w:u w:val="none"/>
               </w:rPr>
-              <w:t>ADANI RENEWABLE ENERGY HOLDING EIGHTEEN LIMITED</w:t>
+              <w:t>ADANI SOLAR ENERGY RJ ONE LIMITED</w:t>
             </w:r>
           </w:p>
         </w:tc>
@@ -935,7 +815,7 @@
                 <w:sz w:val="18"/>
                 <w:u w:val="none"/>
               </w:rPr>
-              <w:t>ADANI SOLAR ENERGY RJ ONE LIMITED</w:t>
+              <w:t>ADANI SOLAR ENERGY JODHPUR SIX LIMITED</w:t>
             </w:r>
           </w:p>
         </w:tc>
@@ -1361,7 +1241,7 @@
                 <w:sz w:val="18"/>
                 <w:u w:val="none"/>
               </w:rPr>
-              <w:t>ADANI GREEN ENERGY SIXTEEN LIMITED</w:t>
+              <w:t>ADANI RENEWABLE ENERGY FOURTEEN LIMITED</w:t>
             </w:r>
           </w:p>
         </w:tc>
@@ -1503,7 +1383,7 @@
                 <w:sz w:val="18"/>
                 <w:u w:val="none"/>
               </w:rPr>
-              <w:t>ADANI RENEWABLE ENERGY FOURTEEN LIMITED</w:t>
+              <w:t>ADANI GREEN ENERGY SIXTEEN LIMITED</w:t>
             </w:r>
           </w:p>
         </w:tc>
@@ -1966,7 +1846,7 @@
                 <w:sz w:val="18"/>
                 <w:u w:val="none"/>
               </w:rPr>
-              <w:t>Date:   07th May, 2026</w:t>
+              <w:t>Date:   15th May, 2026</w:t>
             </w:r>
           </w:p>
         </w:tc>
@@ -2232,174 +2112,441 @@
         <w:t>:</w:t>
       </w:r>
     </w:p>
-    <w:p>
-      <w:pPr>
-        <w:pStyle w:val="ListNumber"/>
-        <w:spacing w:before="0" w:after="40"/>
-        <w:ind w:left="720"/>
-      </w:pPr>
-      <w:r>
-        <w:rPr>
-          <w:rFonts w:ascii="Adani" w:hAnsi="Adani"/>
-          <w:b w:val="0"/>
-          <w:sz w:val="20"/>
-          <w:u w:val="none"/>
-        </w:rPr>
-        <w:t>Father</w:t>
-        <w:tab/>
-        <w:tab/>
-        <w:t>:</w:t>
-        <w:tab/>
-        <w:t>NIL</w:t>
-      </w:r>
-    </w:p>
-    <w:p>
-      <w:pPr>
-        <w:pStyle w:val="ListNumber"/>
-        <w:spacing w:before="0" w:after="40"/>
-        <w:ind w:left="720"/>
-      </w:pPr>
-      <w:r>
-        <w:rPr>
-          <w:rFonts w:ascii="Adani" w:hAnsi="Adani"/>
-          <w:b w:val="0"/>
-          <w:sz w:val="20"/>
-          <w:u w:val="none"/>
-        </w:rPr>
-        <w:t>Mother</w:t>
-        <w:tab/>
-        <w:tab/>
-        <w:t>:</w:t>
-        <w:tab/>
-        <w:t>NIL</w:t>
-      </w:r>
-    </w:p>
-    <w:p>
-      <w:pPr>
-        <w:pStyle w:val="ListNumber"/>
-        <w:spacing w:before="0" w:after="40"/>
-        <w:ind w:left="720"/>
-      </w:pPr>
-      <w:r>
-        <w:rPr>
-          <w:rFonts w:ascii="Adani" w:hAnsi="Adani"/>
-          <w:b w:val="0"/>
-          <w:sz w:val="20"/>
-          <w:u w:val="none"/>
-        </w:rPr>
-        <w:t>Son</w:t>
-        <w:tab/>
-        <w:tab/>
-        <w:t>:</w:t>
-        <w:tab/>
-        <w:t>NIL</w:t>
-      </w:r>
-    </w:p>
-    <w:p>
-      <w:pPr>
-        <w:pStyle w:val="ListNumber"/>
-        <w:spacing w:before="0" w:after="40"/>
-        <w:ind w:left="720"/>
-      </w:pPr>
-      <w:r>
-        <w:rPr>
-          <w:rFonts w:ascii="Adani" w:hAnsi="Adani"/>
-          <w:b w:val="0"/>
-          <w:sz w:val="20"/>
-          <w:u w:val="none"/>
-        </w:rPr>
-        <w:t>Son's Wife</w:t>
-        <w:tab/>
-        <w:tab/>
-        <w:t>:</w:t>
-        <w:tab/>
-        <w:t>NIL</w:t>
-      </w:r>
-    </w:p>
-    <w:p>
-      <w:pPr>
-        <w:pStyle w:val="ListNumber"/>
-        <w:spacing w:before="0" w:after="40"/>
-        <w:ind w:left="720"/>
-      </w:pPr>
-      <w:r>
-        <w:rPr>
-          <w:rFonts w:ascii="Adani" w:hAnsi="Adani"/>
-          <w:b w:val="0"/>
-          <w:sz w:val="20"/>
-          <w:u w:val="none"/>
-        </w:rPr>
-        <w:t>Daughter</w:t>
-        <w:tab/>
-        <w:tab/>
-        <w:t>:</w:t>
-        <w:tab/>
-        <w:t>NIL</w:t>
-      </w:r>
-    </w:p>
-    <w:p>
-      <w:pPr>
-        <w:pStyle w:val="ListNumber"/>
-        <w:spacing w:before="0" w:after="40"/>
-        <w:ind w:left="720"/>
-      </w:pPr>
-      <w:r>
-        <w:rPr>
-          <w:rFonts w:ascii="Adani" w:hAnsi="Adani"/>
-          <w:b w:val="0"/>
-          <w:sz w:val="20"/>
-          <w:u w:val="none"/>
-        </w:rPr>
-        <w:t>Daughter's Husband</w:t>
-        <w:tab/>
-        <w:tab/>
-        <w:t>:</w:t>
-        <w:tab/>
-        <w:t>NIL</w:t>
-      </w:r>
-    </w:p>
-    <w:p>
-      <w:pPr>
-        <w:pStyle w:val="ListNumber"/>
-        <w:spacing w:before="0" w:after="40"/>
-        <w:ind w:left="720"/>
-      </w:pPr>
-      <w:r>
-        <w:rPr>
-          <w:rFonts w:ascii="Adani" w:hAnsi="Adani"/>
-          <w:b w:val="0"/>
-          <w:sz w:val="20"/>
-          <w:u w:val="none"/>
-        </w:rPr>
-        <w:t>Brother</w:t>
-        <w:tab/>
-        <w:tab/>
-        <w:t>:</w:t>
-        <w:tab/>
-        <w:t>NIL</w:t>
-      </w:r>
-    </w:p>
-    <w:p>
-      <w:pPr>
-        <w:pStyle w:val="ListNumber"/>
-        <w:spacing w:before="0" w:after="40"/>
-        <w:ind w:left="720"/>
-      </w:pPr>
-      <w:r>
-        <w:rPr>
-          <w:rFonts w:ascii="Adani" w:hAnsi="Adani"/>
-          <w:b w:val="0"/>
-          <w:sz w:val="20"/>
-          <w:u w:val="none"/>
-        </w:rPr>
-        <w:t>Sister</w:t>
-        <w:tab/>
-        <w:tab/>
-        <w:t>:</w:t>
-        <w:tab/>
-        <w:t>NIL</w:t>
-      </w:r>
-    </w:p>
+    <w:tbl>
+      <w:tblPr>
+        <w:tblW w:type="auto" w:w="0"/>
+        <w:jc w:val="left"/>
+        <w:tblLook w:firstColumn="1" w:firstRow="1" w:lastColumn="0" w:lastRow="0" w:noHBand="0" w:noVBand="1" w:val="04A0"/>
+      </w:tblPr>
+      <w:tblGrid>
+        <w:gridCol w:w="4536"/>
+        <w:gridCol w:w="4536"/>
+      </w:tblGrid>
+      <w:tr>
+        <w:tc>
+          <w:tcPr>
+            <w:tcW w:type="dxa" w:w="4536"/>
+            <w:tcBorders>
+              <w:top w:val="none"/>
+              <w:bottom w:val="none"/>
+              <w:left w:val="none"/>
+              <w:right w:val="none"/>
+            </w:tcBorders>
+          </w:tcPr>
+          <w:p>
+            <w:pPr>
+              <w:ind w:left="720"/>
+            </w:pPr>
+            <w:r>
+              <w:rPr>
+                <w:rFonts w:ascii="Adani" w:hAnsi="Adani"/>
+                <w:b w:val="0"/>
+                <w:sz w:val="20"/>
+                <w:u w:val="none"/>
+              </w:rPr>
+              <w:t>1.</w:t>
+              <w:tab/>
+              <w:t>Father</w:t>
+              <w:tab/>
+              <w:t>:</w:t>
+            </w:r>
+          </w:p>
+        </w:tc>
+        <w:tc>
+          <w:tcPr>
+            <w:tcW w:type="dxa" w:w="4536"/>
+            <w:tcBorders>
+              <w:top w:val="none"/>
+              <w:bottom w:val="none"/>
+              <w:left w:val="none"/>
+              <w:right w:val="none"/>
+            </w:tcBorders>
+          </w:tcPr>
+          <w:p>
+            <w:r>
+              <w:rPr>
+                <w:rFonts w:ascii="Adani" w:hAnsi="Adani"/>
+                <w:b w:val="0"/>
+                <w:sz w:val="20"/>
+                <w:u w:val="none"/>
+              </w:rPr>
+              <w:t>NIL</w:t>
+            </w:r>
+          </w:p>
+        </w:tc>
+      </w:tr>
+      <w:tr>
+        <w:tc>
+          <w:tcPr>
+            <w:tcW w:type="dxa" w:w="4536"/>
+            <w:tcBorders>
+              <w:top w:val="none"/>
+              <w:bottom w:val="none"/>
+              <w:left w:val="none"/>
+              <w:right w:val="none"/>
+            </w:tcBorders>
+          </w:tcPr>
+          <w:p>
+            <w:pPr>
+              <w:ind w:left="720"/>
+            </w:pPr>
+            <w:r>
+              <w:rPr>
+                <w:rFonts w:ascii="Adani" w:hAnsi="Adani"/>
+                <w:b w:val="0"/>
+                <w:sz w:val="20"/>
+                <w:u w:val="none"/>
+              </w:rPr>
+              <w:t>2.</w:t>
+              <w:tab/>
+              <w:t>Mother</w:t>
+              <w:tab/>
+              <w:t>:</w:t>
+            </w:r>
+          </w:p>
+        </w:tc>
+        <w:tc>
+          <w:tcPr>
+            <w:tcW w:type="dxa" w:w="4536"/>
+            <w:tcBorders>
+              <w:top w:val="none"/>
+              <w:bottom w:val="none"/>
+              <w:left w:val="none"/>
+              <w:right w:val="none"/>
+            </w:tcBorders>
+          </w:tcPr>
+          <w:p>
+            <w:r>
+              <w:rPr>
+                <w:rFonts w:ascii="Adani" w:hAnsi="Adani"/>
+                <w:b w:val="0"/>
+                <w:sz w:val="20"/>
+                <w:u w:val="none"/>
+              </w:rPr>
+              <w:t>NIL</w:t>
+            </w:r>
+          </w:p>
+        </w:tc>
+      </w:tr>
+      <w:tr>
+        <w:tc>
+          <w:tcPr>
+            <w:tcW w:type="dxa" w:w="4536"/>
+            <w:tcBorders>
+              <w:top w:val="none"/>
+              <w:bottom w:val="none"/>
+              <w:left w:val="none"/>
+              <w:right w:val="none"/>
+            </w:tcBorders>
+          </w:tcPr>
+          <w:p>
+            <w:pPr>
+              <w:ind w:left="720"/>
+            </w:pPr>
+            <w:r>
+              <w:rPr>
+                <w:rFonts w:ascii="Adani" w:hAnsi="Adani"/>
+                <w:b w:val="0"/>
+                <w:sz w:val="20"/>
+                <w:u w:val="none"/>
+              </w:rPr>
+              <w:t>3.</w:t>
+              <w:tab/>
+              <w:t>Son</w:t>
+              <w:tab/>
+              <w:t>:</w:t>
+            </w:r>
+          </w:p>
+        </w:tc>
+        <w:tc>
+          <w:tcPr>
+            <w:tcW w:type="dxa" w:w="4536"/>
+            <w:tcBorders>
+              <w:top w:val="none"/>
+              <w:bottom w:val="none"/>
+              <w:left w:val="none"/>
+              <w:right w:val="none"/>
+            </w:tcBorders>
+          </w:tcPr>
+          <w:p>
+            <w:r>
+              <w:rPr>
+                <w:rFonts w:ascii="Adani" w:hAnsi="Adani"/>
+                <w:b w:val="0"/>
+                <w:sz w:val="20"/>
+                <w:u w:val="none"/>
+              </w:rPr>
+              <w:t>NIL</w:t>
+            </w:r>
+          </w:p>
+        </w:tc>
+      </w:tr>
+      <w:tr>
+        <w:tc>
+          <w:tcPr>
+            <w:tcW w:type="dxa" w:w="4536"/>
+            <w:tcBorders>
+              <w:top w:val="none"/>
+              <w:bottom w:val="none"/>
+              <w:left w:val="none"/>
+              <w:right w:val="none"/>
+            </w:tcBorders>
+          </w:tcPr>
+          <w:p>
+            <w:pPr>
+              <w:ind w:left="720"/>
+            </w:pPr>
+            <w:r>
+              <w:rPr>
+                <w:rFonts w:ascii="Adani" w:hAnsi="Adani"/>
+                <w:b w:val="0"/>
+                <w:sz w:val="20"/>
+                <w:u w:val="none"/>
+              </w:rPr>
+              <w:t>4.</w:t>
+              <w:tab/>
+              <w:t>Son's Wife</w:t>
+              <w:tab/>
+              <w:t>:</w:t>
+            </w:r>
+          </w:p>
+        </w:tc>
+        <w:tc>
+          <w:tcPr>
+            <w:tcW w:type="dxa" w:w="4536"/>
+            <w:tcBorders>
+              <w:top w:val="none"/>
+              <w:bottom w:val="none"/>
+              <w:left w:val="none"/>
+              <w:right w:val="none"/>
+            </w:tcBorders>
+          </w:tcPr>
+          <w:p>
+            <w:r>
+              <w:rPr>
+                <w:rFonts w:ascii="Adani" w:hAnsi="Adani"/>
+                <w:b w:val="0"/>
+                <w:sz w:val="20"/>
+                <w:u w:val="none"/>
+              </w:rPr>
+              <w:t>NIL</w:t>
+            </w:r>
+          </w:p>
+        </w:tc>
+      </w:tr>
+      <w:tr>
+        <w:tc>
+          <w:tcPr>
+            <w:tcW w:type="dxa" w:w="4536"/>
+            <w:tcBorders>
+              <w:top w:val="none"/>
+              <w:bottom w:val="none"/>
+              <w:left w:val="none"/>
+              <w:right w:val="none"/>
+            </w:tcBorders>
+          </w:tcPr>
+          <w:p>
+            <w:pPr>
+              <w:ind w:left="720"/>
+            </w:pPr>
+            <w:r>
+              <w:rPr>
+                <w:rFonts w:ascii="Adani" w:hAnsi="Adani"/>
+                <w:b w:val="0"/>
+                <w:sz w:val="20"/>
+                <w:u w:val="none"/>
+              </w:rPr>
+              <w:t>5.</w:t>
+              <w:tab/>
+              <w:t>Daughter</w:t>
+              <w:tab/>
+              <w:t>:</w:t>
+            </w:r>
+          </w:p>
+        </w:tc>
+        <w:tc>
+          <w:tcPr>
+            <w:tcW w:type="dxa" w:w="4536"/>
+            <w:tcBorders>
+              <w:top w:val="none"/>
+              <w:bottom w:val="none"/>
+              <w:left w:val="none"/>
+              <w:right w:val="none"/>
+            </w:tcBorders>
+          </w:tcPr>
+          <w:p>
+            <w:r>
+              <w:rPr>
+                <w:rFonts w:ascii="Adani" w:hAnsi="Adani"/>
+                <w:b w:val="0"/>
+                <w:sz w:val="20"/>
+                <w:u w:val="none"/>
+              </w:rPr>
+              <w:t>NIL</w:t>
+            </w:r>
+          </w:p>
+        </w:tc>
+      </w:tr>
+      <w:tr>
+        <w:tc>
+          <w:tcPr>
+            <w:tcW w:type="dxa" w:w="4536"/>
+            <w:tcBorders>
+              <w:top w:val="none"/>
+              <w:bottom w:val="none"/>
+              <w:left w:val="none"/>
+              <w:right w:val="none"/>
+            </w:tcBorders>
+          </w:tcPr>
+          <w:p>
+            <w:pPr>
+              <w:ind w:left="720"/>
+            </w:pPr>
+            <w:r>
+              <w:rPr>
+                <w:rFonts w:ascii="Adani" w:hAnsi="Adani"/>
+                <w:b w:val="0"/>
+                <w:sz w:val="20"/>
+                <w:u w:val="none"/>
+              </w:rPr>
+              <w:t>6.</w:t>
+              <w:tab/>
+              <w:t>Daughter's Husband</w:t>
+              <w:tab/>
+              <w:t>:</w:t>
+            </w:r>
+          </w:p>
+        </w:tc>
+        <w:tc>
+          <w:tcPr>
+            <w:tcW w:type="dxa" w:w="4536"/>
+            <w:tcBorders>
+              <w:top w:val="none"/>
+              <w:bottom w:val="none"/>
+              <w:left w:val="none"/>
+              <w:right w:val="none"/>
+            </w:tcBorders>
+          </w:tcPr>
+          <w:p>
+            <w:r>
+              <w:rPr>
+                <w:rFonts w:ascii="Adani" w:hAnsi="Adani"/>
+                <w:b w:val="0"/>
+                <w:sz w:val="20"/>
+                <w:u w:val="none"/>
+              </w:rPr>
+              <w:t>NIL</w:t>
+            </w:r>
+          </w:p>
+        </w:tc>
+      </w:tr>
+      <w:tr>
+        <w:tc>
+          <w:tcPr>
+            <w:tcW w:type="dxa" w:w="4536"/>
+            <w:tcBorders>
+              <w:top w:val="none"/>
+              <w:bottom w:val="none"/>
+              <w:left w:val="none"/>
+              <w:right w:val="none"/>
+            </w:tcBorders>
+          </w:tcPr>
+          <w:p>
+            <w:pPr>
+              <w:ind w:left="720"/>
+            </w:pPr>
+            <w:r>
+              <w:rPr>
+                <w:rFonts w:ascii="Adani" w:hAnsi="Adani"/>
+                <w:b w:val="0"/>
+                <w:sz w:val="20"/>
+                <w:u w:val="none"/>
+              </w:rPr>
+              <w:t>7.</w:t>
+              <w:tab/>
+              <w:t>Brother</w:t>
+              <w:tab/>
+              <w:t>:</w:t>
+            </w:r>
+          </w:p>
+        </w:tc>
+        <w:tc>
+          <w:tcPr>
+            <w:tcW w:type="dxa" w:w="4536"/>
+            <w:tcBorders>
+              <w:top w:val="none"/>
+              <w:bottom w:val="none"/>
+              <w:left w:val="none"/>
+              <w:right w:val="none"/>
+            </w:tcBorders>
+          </w:tcPr>
+          <w:p>
+            <w:r>
+              <w:rPr>
+                <w:rFonts w:ascii="Adani" w:hAnsi="Adani"/>
+                <w:b w:val="0"/>
+                <w:sz w:val="20"/>
+                <w:u w:val="none"/>
+              </w:rPr>
+              <w:t>NIL</w:t>
+            </w:r>
+          </w:p>
+        </w:tc>
+      </w:tr>
+      <w:tr>
+        <w:tc>
+          <w:tcPr>
+            <w:tcW w:type="dxa" w:w="4536"/>
+            <w:tcBorders>
+              <w:top w:val="none"/>
+              <w:bottom w:val="none"/>
+              <w:left w:val="none"/>
+              <w:right w:val="none"/>
+            </w:tcBorders>
+          </w:tcPr>
+          <w:p>
+            <w:pPr>
+              <w:ind w:left="720"/>
+            </w:pPr>
+            <w:r>
+              <w:rPr>
+                <w:rFonts w:ascii="Adani" w:hAnsi="Adani"/>
+                <w:b w:val="0"/>
+                <w:sz w:val="20"/>
+                <w:u w:val="none"/>
+              </w:rPr>
+              <w:t>8.</w:t>
+              <w:tab/>
+              <w:t>Sister</w:t>
+              <w:tab/>
+              <w:t>:</w:t>
+            </w:r>
+          </w:p>
+        </w:tc>
+        <w:tc>
+          <w:tcPr>
+            <w:tcW w:type="dxa" w:w="4536"/>
+            <w:tcBorders>
+              <w:top w:val="none"/>
+              <w:bottom w:val="none"/>
+              <w:left w:val="none"/>
+              <w:right w:val="none"/>
+            </w:tcBorders>
+          </w:tcPr>
+          <w:p>
+            <w:r>
+              <w:rPr>
+                <w:rFonts w:ascii="Adani" w:hAnsi="Adani"/>
+                <w:b w:val="0"/>
+                <w:sz w:val="20"/>
+                <w:u w:val="none"/>
+              </w:rPr>
+              <w:t>NIL</w:t>
+            </w:r>
+          </w:p>
+        </w:tc>
+      </w:tr>
+    </w:tbl>
     <w:p/>
     <w:p>
       <w:pPr>
@@ -2736,7 +2883,7 @@
                 <w:sz w:val="18"/>
                 <w:u w:val="none"/>
               </w:rPr>
-              <w:t>Date:   07th May, 2026</w:t>
+              <w:t>Date:   15th May, 2026</w:t>
             </w:r>
           </w:p>
         </w:tc>
@@ -2897,7 +3044,7 @@
           <w:sz w:val="20"/>
           <w:u w:val="none"/>
         </w:rPr>
-        <w:t>07th May, 2026</w:t>
+        <w:t>15th May, 2026</w:t>
       </w:r>
     </w:p>
     <w:p>
@@ -2957,21 +3104,6 @@
           <w:sz w:val="20"/>
           <w:u w:val="none"/>
         </w:rPr>
-        <w:t>ADANI SOLAR ENERGY JODHPUR SIX LIMITED</w:t>
-      </w:r>
-    </w:p>
-    <w:p>
-      <w:pPr>
-        <w:spacing w:before="0" w:after="20"/>
-        <w:jc w:val="left"/>
-      </w:pPr>
-      <w:r>
-        <w:rPr>
-          <w:rFonts w:ascii="Adani" w:hAnsi="Adani"/>
-          <w:b/>
-          <w:sz w:val="20"/>
-          <w:u w:val="none"/>
-        </w:rPr>
         <w:t>ADANI RENEWABLE ENERGY HOLDING EIGHTEEN LIMITED</w:t>
       </w:r>
     </w:p>
@@ -2988,6 +3120,21 @@
           <w:u w:val="none"/>
         </w:rPr>
         <w:t>ADANI SOLAR ENERGY RJ ONE LIMITED</w:t>
+      </w:r>
+    </w:p>
+    <w:p>
+      <w:pPr>
+        <w:spacing w:before="0" w:after="20"/>
+        <w:jc w:val="left"/>
+      </w:pPr>
+      <w:r>
+        <w:rPr>
+          <w:rFonts w:ascii="Adani" w:hAnsi="Adani"/>
+          <w:b/>
+          <w:sz w:val="20"/>
+          <w:u w:val="none"/>
+        </w:rPr>
+        <w:t>ADANI SOLAR ENERGY JODHPUR SIX LIMITED</w:t>
       </w:r>
     </w:p>
     <w:p>
@@ -3032,7 +3179,7 @@
           <w:sz w:val="20"/>
           <w:u w:val="none"/>
         </w:rPr>
-        <w:t>ADANI GREEN ENERGY SIXTEEN LIMITED</w:t>
+        <w:t>ADANI RENEWABLE ENERGY FOURTEEN LIMITED</w:t>
       </w:r>
     </w:p>
     <w:p>
@@ -3047,7 +3194,7 @@
           <w:sz w:val="20"/>
           <w:u w:val="none"/>
         </w:rPr>
-        <w:t>ADANI RENEWABLE ENERGY FOURTEEN LIMITED</w:t>
+        <w:t>ADANI GREEN ENERGY SIXTEEN LIMITED</w:t>
       </w:r>
     </w:p>
     <w:p>
@@ -3138,21 +3285,6 @@
           <w:sz w:val="20"/>
           <w:u w:val="none"/>
         </w:rPr>
-        <w:t>ADANI SOLAR ENERGY JODHPUR SIX LIMITED</w:t>
-      </w:r>
-    </w:p>
-    <w:p>
-      <w:pPr>
-        <w:spacing w:before="0" w:after="20"/>
-        <w:jc w:val="left"/>
-      </w:pPr>
-      <w:r>
-        <w:rPr>
-          <w:rFonts w:ascii="Adani" w:hAnsi="Adani"/>
-          <w:b w:val="0"/>
-          <w:sz w:val="20"/>
-          <w:u w:val="none"/>
-        </w:rPr>
         <w:t>ADANI RENEWABLE ENERGY HOLDING EIGHTEEN LIMITED</w:t>
       </w:r>
     </w:p>
@@ -3183,6 +3315,21 @@
           <w:sz w:val="20"/>
           <w:u w:val="none"/>
         </w:rPr>
+        <w:t>ADANI SOLAR ENERGY JODHPUR SIX LIMITED</w:t>
+      </w:r>
+    </w:p>
+    <w:p>
+      <w:pPr>
+        <w:spacing w:before="0" w:after="20"/>
+        <w:jc w:val="left"/>
+      </w:pPr>
+      <w:r>
+        <w:rPr>
+          <w:rFonts w:ascii="Adani" w:hAnsi="Adani"/>
+          <w:b w:val="0"/>
+          <w:sz w:val="20"/>
+          <w:u w:val="none"/>
+        </w:rPr>
         <w:t>ADANI RENEWABLE ENERGY TWELVE LIMITED</w:t>
       </w:r>
     </w:p>
@@ -3198,7 +3345,7 @@
           <w:sz w:val="20"/>
           <w:u w:val="none"/>
         </w:rPr>
-        <w:t>ADANI GREEN ENERGY SIXTEEN LIMITED</w:t>
+        <w:t>ADANI RENEWABLE ENERGY FOURTEEN LIMITED</w:t>
       </w:r>
     </w:p>
     <w:p>
@@ -3213,7 +3360,7 @@
           <w:sz w:val="20"/>
           <w:u w:val="none"/>
         </w:rPr>
-        <w:t>ADANI RENEWABLE ENERGY FOURTEEN LIMITED</w:t>
+        <w:t>ADANI GREEN ENERGY SIXTEEN LIMITED</w:t>
       </w:r>
     </w:p>
     <w:p>
@@ -4338,120 +4485,6 @@
                 <w:sz w:val="18"/>
                 <w:u w:val="none"/>
               </w:rPr>
-              <w:t>U40106DL2020PLC363025</w:t>
-            </w:r>
-          </w:p>
-        </w:tc>
-        <w:tc>
-          <w:tcPr>
-            <w:tcW w:type="dxa" w:w="4252"/>
-            <w:shd w:val="clear" w:color="auto" w:fill="FFFFFF"/>
-            <w:tcBorders>
-              <w:top w:val="single" w:sz="4" w:space="0" w:color="000000"/>
-              <w:left w:val="single" w:sz="4" w:space="0" w:color="000000"/>
-              <w:bottom w:val="single" w:sz="4" w:space="0" w:color="000000"/>
-              <w:right w:val="single" w:sz="4" w:space="0" w:color="000000"/>
-            </w:tcBorders>
-            <w:vAlign w:val="center"/>
-          </w:tcPr>
-          <w:p>
-            <w:pPr>
-              <w:spacing w:before="40" w:after="40"/>
-              <w:jc w:val="left"/>
-            </w:pPr>
-            <w:r>
-              <w:rPr>
-                <w:rFonts w:ascii="Adani" w:hAnsi="Adani"/>
-                <w:b w:val="0"/>
-                <w:sz w:val="18"/>
-                <w:u w:val="none"/>
-              </w:rPr>
-              <w:t>ADANI SOLAR ENERGY JODHPUR SIX LIMITED</w:t>
-            </w:r>
-          </w:p>
-        </w:tc>
-        <w:tc>
-          <w:tcPr>
-            <w:tcW w:type="dxa" w:w="1587"/>
-            <w:shd w:val="clear" w:color="auto" w:fill="FFFFFF"/>
-            <w:tcBorders>
-              <w:top w:val="single" w:sz="4" w:space="0" w:color="000000"/>
-              <w:left w:val="single" w:sz="4" w:space="0" w:color="000000"/>
-              <w:bottom w:val="single" w:sz="4" w:space="0" w:color="000000"/>
-              <w:right w:val="single" w:sz="4" w:space="0" w:color="000000"/>
-            </w:tcBorders>
-            <w:vAlign w:val="center"/>
-          </w:tcPr>
-          <w:p>
-            <w:pPr>
-              <w:spacing w:before="40" w:after="40"/>
-              <w:jc w:val="left"/>
-            </w:pPr>
-            <w:r>
-              <w:rPr>
-                <w:rFonts w:ascii="Adani" w:hAnsi="Adani"/>
-                <w:b w:val="0"/>
-                <w:sz w:val="18"/>
-                <w:u w:val="none"/>
-              </w:rPr>
-              <w:t>Director</w:t>
-            </w:r>
-          </w:p>
-        </w:tc>
-        <w:tc>
-          <w:tcPr>
-            <w:tcW w:type="dxa" w:w="1304"/>
-            <w:shd w:val="clear" w:color="auto" w:fill="FFFFFF"/>
-            <w:tcBorders>
-              <w:top w:val="single" w:sz="4" w:space="0" w:color="000000"/>
-              <w:left w:val="single" w:sz="4" w:space="0" w:color="000000"/>
-              <w:bottom w:val="single" w:sz="4" w:space="0" w:color="000000"/>
-              <w:right w:val="single" w:sz="4" w:space="0" w:color="000000"/>
-            </w:tcBorders>
-            <w:vAlign w:val="center"/>
-          </w:tcPr>
-          <w:p>
-            <w:pPr>
-              <w:spacing w:before="40" w:after="40"/>
-              <w:jc w:val="left"/>
-            </w:pPr>
-            <w:r>
-              <w:rPr>
-                <w:rFonts w:ascii="Adani" w:hAnsi="Adani"/>
-                <w:b w:val="0"/>
-                <w:sz w:val="18"/>
-                <w:u w:val="none"/>
-              </w:rPr>
-              <w:t>17/07/2023</w:t>
-            </w:r>
-          </w:p>
-        </w:tc>
-      </w:tr>
-      <w:tr>
-        <w:tc>
-          <w:tcPr>
-            <w:tcW w:type="dxa" w:w="2268"/>
-            <w:shd w:val="clear" w:color="auto" w:fill="FFFFFF"/>
-            <w:tcBorders>
-              <w:top w:val="single" w:sz="4" w:space="0" w:color="000000"/>
-              <w:left w:val="single" w:sz="4" w:space="0" w:color="000000"/>
-              <w:bottom w:val="single" w:sz="4" w:space="0" w:color="000000"/>
-              <w:right w:val="single" w:sz="4" w:space="0" w:color="000000"/>
-            </w:tcBorders>
-            <w:vAlign w:val="center"/>
-          </w:tcPr>
-          <w:p>
-            <w:pPr>
-              <w:spacing w:before="40" w:after="40"/>
-              <w:jc w:val="left"/>
-            </w:pPr>
-            <w:r>
-              <w:rPr>
-                <w:rFonts w:ascii="Adani" w:hAnsi="Adani"/>
-                <w:b w:val="0"/>
-                <w:sz w:val="18"/>
-                <w:u w:val="none"/>
-              </w:rPr>
               <w:t>U40300DL2018PLC337580</w:t>
             </w:r>
           </w:p>
@@ -4595,6 +4628,120 @@
                 <w:u w:val="none"/>
               </w:rPr>
               <w:t>ADANI SOLAR ENERGY RJ ONE LIMITED</w:t>
+            </w:r>
+          </w:p>
+        </w:tc>
+        <w:tc>
+          <w:tcPr>
+            <w:tcW w:type="dxa" w:w="1587"/>
+            <w:shd w:val="clear" w:color="auto" w:fill="FFFFFF"/>
+            <w:tcBorders>
+              <w:top w:val="single" w:sz="4" w:space="0" w:color="000000"/>
+              <w:left w:val="single" w:sz="4" w:space="0" w:color="000000"/>
+              <w:bottom w:val="single" w:sz="4" w:space="0" w:color="000000"/>
+              <w:right w:val="single" w:sz="4" w:space="0" w:color="000000"/>
+            </w:tcBorders>
+            <w:vAlign w:val="center"/>
+          </w:tcPr>
+          <w:p>
+            <w:pPr>
+              <w:spacing w:before="40" w:after="40"/>
+              <w:jc w:val="left"/>
+            </w:pPr>
+            <w:r>
+              <w:rPr>
+                <w:rFonts w:ascii="Adani" w:hAnsi="Adani"/>
+                <w:b w:val="0"/>
+                <w:sz w:val="18"/>
+                <w:u w:val="none"/>
+              </w:rPr>
+              <w:t>Director</w:t>
+            </w:r>
+          </w:p>
+        </w:tc>
+        <w:tc>
+          <w:tcPr>
+            <w:tcW w:type="dxa" w:w="1304"/>
+            <w:shd w:val="clear" w:color="auto" w:fill="FFFFFF"/>
+            <w:tcBorders>
+              <w:top w:val="single" w:sz="4" w:space="0" w:color="000000"/>
+              <w:left w:val="single" w:sz="4" w:space="0" w:color="000000"/>
+              <w:bottom w:val="single" w:sz="4" w:space="0" w:color="000000"/>
+              <w:right w:val="single" w:sz="4" w:space="0" w:color="000000"/>
+            </w:tcBorders>
+            <w:vAlign w:val="center"/>
+          </w:tcPr>
+          <w:p>
+            <w:pPr>
+              <w:spacing w:before="40" w:after="40"/>
+              <w:jc w:val="left"/>
+            </w:pPr>
+            <w:r>
+              <w:rPr>
+                <w:rFonts w:ascii="Adani" w:hAnsi="Adani"/>
+                <w:b w:val="0"/>
+                <w:sz w:val="18"/>
+                <w:u w:val="none"/>
+              </w:rPr>
+              <w:t>17/07/2023</w:t>
+            </w:r>
+          </w:p>
+        </w:tc>
+      </w:tr>
+      <w:tr>
+        <w:tc>
+          <w:tcPr>
+            <w:tcW w:type="dxa" w:w="2268"/>
+            <w:shd w:val="clear" w:color="auto" w:fill="FFFFFF"/>
+            <w:tcBorders>
+              <w:top w:val="single" w:sz="4" w:space="0" w:color="000000"/>
+              <w:left w:val="single" w:sz="4" w:space="0" w:color="000000"/>
+              <w:bottom w:val="single" w:sz="4" w:space="0" w:color="000000"/>
+              <w:right w:val="single" w:sz="4" w:space="0" w:color="000000"/>
+            </w:tcBorders>
+            <w:vAlign w:val="center"/>
+          </w:tcPr>
+          <w:p>
+            <w:pPr>
+              <w:spacing w:before="40" w:after="40"/>
+              <w:jc w:val="left"/>
+            </w:pPr>
+            <w:r>
+              <w:rPr>
+                <w:rFonts w:ascii="Adani" w:hAnsi="Adani"/>
+                <w:b w:val="0"/>
+                <w:sz w:val="18"/>
+                <w:u w:val="none"/>
+              </w:rPr>
+              <w:t>U40106DL2020PLC363025</w:t>
+            </w:r>
+          </w:p>
+        </w:tc>
+        <w:tc>
+          <w:tcPr>
+            <w:tcW w:type="dxa" w:w="4252"/>
+            <w:shd w:val="clear" w:color="auto" w:fill="FFFFFF"/>
+            <w:tcBorders>
+              <w:top w:val="single" w:sz="4" w:space="0" w:color="000000"/>
+              <w:left w:val="single" w:sz="4" w:space="0" w:color="000000"/>
+              <w:bottom w:val="single" w:sz="4" w:space="0" w:color="000000"/>
+              <w:right w:val="single" w:sz="4" w:space="0" w:color="000000"/>
+            </w:tcBorders>
+            <w:vAlign w:val="center"/>
+          </w:tcPr>
+          <w:p>
+            <w:pPr>
+              <w:spacing w:before="40" w:after="40"/>
+              <w:jc w:val="left"/>
+            </w:pPr>
+            <w:r>
+              <w:rPr>
+                <w:rFonts w:ascii="Adani" w:hAnsi="Adani"/>
+                <w:b w:val="0"/>
+                <w:sz w:val="18"/>
+                <w:u w:val="none"/>
+              </w:rPr>
+              <w:t>ADANI SOLAR ENERGY JODHPUR SIX LIMITED</w:t>
             </w:r>
           </w:p>
         </w:tc>
@@ -4908,7 +5055,7 @@
                 <w:sz w:val="18"/>
                 <w:u w:val="none"/>
               </w:rPr>
-              <w:t>U40105GJ2019PLC109247</w:t>
+              <w:t>U40106DL2019PLC347418</w:t>
             </w:r>
           </w:p>
         </w:tc>
@@ -4936,7 +5083,7 @@
                 <w:sz w:val="18"/>
                 <w:u w:val="none"/>
               </w:rPr>
-              <w:t>ADANI GREEN ENERGY SIXTEEN LIMITED</w:t>
+              <w:t>ADANI RENEWABLE ENERGY FOURTEEN LIMITED</w:t>
             </w:r>
           </w:p>
         </w:tc>
@@ -5022,7 +5169,7 @@
                 <w:sz w:val="18"/>
                 <w:u w:val="none"/>
               </w:rPr>
-              <w:t>U40106DL2019PLC347418</w:t>
+              <w:t>U40105GJ2019PLC109247</w:t>
             </w:r>
           </w:p>
         </w:tc>
@@ -5050,7 +5197,7 @@
                 <w:sz w:val="18"/>
                 <w:u w:val="none"/>
               </w:rPr>
-              <w:t>ADANI RENEWABLE ENERGY FOURTEEN LIMITED</w:t>
+              <w:t>ADANI GREEN ENERGY SIXTEEN LIMITED</w:t>
             </w:r>
           </w:p>
         </w:tc>

--- a/Backend/Director_Disclosure/Output_Disclosures/2024-25/ADANI_RENEWABLE_ENERGY_HOLDING_EIGHT_LIMITED/MBP-1/MBP1_CHANDRASHEKAR_KRISHNAN_10100566.docx
+++ b/Backend/Director_Disclosure/Output_Disclosures/2024-25/ADANI_RENEWABLE_ENERGY_HOLDING_EIGHT_LIMITED/MBP-1/MBP1_CHANDRASHEKAR_KRISHNAN_10100566.docx
@@ -531,7 +531,7 @@
                 <w:sz w:val="18"/>
                 <w:u w:val="none"/>
               </w:rPr>
-              <w:t>ADANI RENEWABLE ENERGY HOLDING EIGHTEEN LIMITED</w:t>
+              <w:t>ADANI SOLAR ENERGY RJ ONE LIMITED</w:t>
             </w:r>
           </w:p>
         </w:tc>
@@ -673,7 +673,7 @@
                 <w:sz w:val="18"/>
                 <w:u w:val="none"/>
               </w:rPr>
-              <w:t>ADANI SOLAR ENERGY RJ ONE LIMITED</w:t>
+              <w:t>ADANI SOLAR ENERGY JODHPUR SIX LIMITED</w:t>
             </w:r>
           </w:p>
         </w:tc>
@@ -815,7 +815,7 @@
                 <w:sz w:val="18"/>
                 <w:u w:val="none"/>
               </w:rPr>
-              <w:t>ADANI SOLAR ENERGY JODHPUR SIX LIMITED</w:t>
+              <w:t>ADANI RENEWABLE ENERGY HOLDING EIGHTEEN LIMITED</w:t>
             </w:r>
           </w:p>
         </w:tc>
@@ -1241,7 +1241,7 @@
                 <w:sz w:val="18"/>
                 <w:u w:val="none"/>
               </w:rPr>
-              <w:t>ADANI RENEWABLE ENERGY FOURTEEN LIMITED</w:t>
+              <w:t>ADANI GREEN ENERGY SIXTEEN LIMITED</w:t>
             </w:r>
           </w:p>
         </w:tc>
@@ -1383,7 +1383,7 @@
                 <w:sz w:val="18"/>
                 <w:u w:val="none"/>
               </w:rPr>
-              <w:t>ADANI GREEN ENERGY SIXTEEN LIMITED</w:t>
+              <w:t>ADANI RENEWABLE ENERGY FOURTEEN LIMITED</w:t>
             </w:r>
           </w:p>
         </w:tc>
@@ -1610,6 +1610,148 @@
                 <w:u w:val="none"/>
               </w:rPr>
               <w:t>13/07/2023</w:t>
+            </w:r>
+          </w:p>
+        </w:tc>
+      </w:tr>
+      <w:tr>
+        <w:tc>
+          <w:tcPr>
+            <w:tcW w:type="dxa" w:w="680"/>
+            <w:shd w:val="clear" w:color="auto" w:fill="FFFFFF"/>
+            <w:tcBorders>
+              <w:top w:val="single" w:sz="4" w:space="0" w:color="000000"/>
+              <w:left w:val="single" w:sz="4" w:space="0" w:color="000000"/>
+              <w:bottom w:val="single" w:sz="4" w:space="0" w:color="000000"/>
+              <w:right w:val="single" w:sz="4" w:space="0" w:color="000000"/>
+            </w:tcBorders>
+            <w:vAlign w:val="center"/>
+          </w:tcPr>
+          <w:p>
+            <w:pPr>
+              <w:spacing w:before="40" w:after="40"/>
+              <w:jc w:val="left"/>
+            </w:pPr>
+            <w:r>
+              <w:rPr>
+                <w:rFonts w:ascii="Adani" w:hAnsi="Adani"/>
+                <w:b w:val="0"/>
+                <w:sz w:val="18"/>
+                <w:u w:val="none"/>
+              </w:rPr>
+              <w:t>10</w:t>
+            </w:r>
+          </w:p>
+        </w:tc>
+        <w:tc>
+          <w:tcPr>
+            <w:tcW w:type="dxa" w:w="3969"/>
+            <w:shd w:val="clear" w:color="auto" w:fill="FFFFFF"/>
+            <w:tcBorders>
+              <w:top w:val="single" w:sz="4" w:space="0" w:color="000000"/>
+              <w:left w:val="single" w:sz="4" w:space="0" w:color="000000"/>
+              <w:bottom w:val="single" w:sz="4" w:space="0" w:color="000000"/>
+              <w:right w:val="single" w:sz="4" w:space="0" w:color="000000"/>
+            </w:tcBorders>
+            <w:vAlign w:val="center"/>
+          </w:tcPr>
+          <w:p>
+            <w:pPr>
+              <w:spacing w:before="40" w:after="40"/>
+              <w:jc w:val="left"/>
+            </w:pPr>
+            <w:r>
+              <w:rPr>
+                <w:rFonts w:ascii="Adani" w:hAnsi="Adani"/>
+                <w:b w:val="0"/>
+                <w:sz w:val="18"/>
+                <w:u w:val="none"/>
+              </w:rPr>
+              <w:t>ADANI RENEWABLE ENERGY TWENTY FOUR PRIVATE LIMITED</w:t>
+            </w:r>
+          </w:p>
+        </w:tc>
+        <w:tc>
+          <w:tcPr>
+            <w:tcW w:type="dxa" w:w="1814"/>
+            <w:shd w:val="clear" w:color="auto" w:fill="FFFFFF"/>
+            <w:tcBorders>
+              <w:top w:val="single" w:sz="4" w:space="0" w:color="000000"/>
+              <w:left w:val="single" w:sz="4" w:space="0" w:color="000000"/>
+              <w:bottom w:val="single" w:sz="4" w:space="0" w:color="000000"/>
+              <w:right w:val="single" w:sz="4" w:space="0" w:color="000000"/>
+            </w:tcBorders>
+            <w:vAlign w:val="center"/>
+          </w:tcPr>
+          <w:p>
+            <w:pPr>
+              <w:spacing w:before="40" w:after="40"/>
+              <w:jc w:val="left"/>
+            </w:pPr>
+            <w:r>
+              <w:rPr>
+                <w:rFonts w:ascii="Adani" w:hAnsi="Adani"/>
+                <w:b w:val="0"/>
+                <w:sz w:val="18"/>
+                <w:u w:val="none"/>
+              </w:rPr>
+              <w:t>Additional Director</w:t>
+            </w:r>
+          </w:p>
+        </w:tc>
+        <w:tc>
+          <w:tcPr>
+            <w:tcW w:type="dxa" w:w="1020"/>
+            <w:shd w:val="clear" w:color="auto" w:fill="FFFFFF"/>
+            <w:tcBorders>
+              <w:top w:val="single" w:sz="4" w:space="0" w:color="000000"/>
+              <w:left w:val="single" w:sz="4" w:space="0" w:color="000000"/>
+              <w:bottom w:val="single" w:sz="4" w:space="0" w:color="000000"/>
+              <w:right w:val="single" w:sz="4" w:space="0" w:color="000000"/>
+            </w:tcBorders>
+            <w:vAlign w:val="center"/>
+          </w:tcPr>
+          <w:p>
+            <w:pPr>
+              <w:spacing w:before="40" w:after="40"/>
+              <w:jc w:val="left"/>
+            </w:pPr>
+            <w:r>
+              <w:rPr>
+                <w:rFonts w:ascii="Adani" w:hAnsi="Adani"/>
+                <w:b w:val="0"/>
+                <w:sz w:val="18"/>
+                <w:u w:val="none"/>
+              </w:rPr>
+              <w:t>NIL</w:t>
+            </w:r>
+          </w:p>
+        </w:tc>
+        <w:tc>
+          <w:tcPr>
+            <w:tcW w:type="dxa" w:w="1247"/>
+            <w:shd w:val="clear" w:color="auto" w:fill="FFFFFF"/>
+            <w:tcBorders>
+              <w:top w:val="single" w:sz="4" w:space="0" w:color="000000"/>
+              <w:left w:val="single" w:sz="4" w:space="0" w:color="000000"/>
+              <w:bottom w:val="single" w:sz="4" w:space="0" w:color="000000"/>
+              <w:right w:val="single" w:sz="4" w:space="0" w:color="000000"/>
+            </w:tcBorders>
+            <w:vAlign w:val="center"/>
+          </w:tcPr>
+          <w:p>
+            <w:pPr>
+              <w:spacing w:before="40" w:after="40"/>
+              <w:jc w:val="left"/>
+            </w:pPr>
+            <w:r>
+              <w:rPr>
+                <w:rFonts w:ascii="Adani" w:hAnsi="Adani"/>
+                <w:b w:val="0"/>
+                <w:sz w:val="18"/>
+                <w:u w:val="none"/>
+              </w:rPr>
+              <w:t>04/04/2023</w:t>
             </w:r>
           </w:p>
         </w:tc>
@@ -1846,7 +1988,7 @@
                 <w:sz w:val="18"/>
                 <w:u w:val="none"/>
               </w:rPr>
-              <w:t>Date:   15th May, 2026</w:t>
+              <w:t>Date:   27th May, 2026</w:t>
             </w:r>
           </w:p>
         </w:tc>
@@ -2883,7 +3025,7 @@
                 <w:sz w:val="18"/>
                 <w:u w:val="none"/>
               </w:rPr>
-              <w:t>Date:   15th May, 2026</w:t>
+              <w:t>Date:   27th May, 2026</w:t>
             </w:r>
           </w:p>
         </w:tc>
@@ -3044,7 +3186,7 @@
           <w:sz w:val="20"/>
           <w:u w:val="none"/>
         </w:rPr>
-        <w:t>15th May, 2026</w:t>
+        <w:t>27th May, 2026</w:t>
       </w:r>
     </w:p>
     <w:p>
@@ -3104,21 +3246,6 @@
           <w:sz w:val="20"/>
           <w:u w:val="none"/>
         </w:rPr>
-        <w:t>ADANI RENEWABLE ENERGY HOLDING EIGHTEEN LIMITED</w:t>
-      </w:r>
-    </w:p>
-    <w:p>
-      <w:pPr>
-        <w:spacing w:before="0" w:after="20"/>
-        <w:jc w:val="left"/>
-      </w:pPr>
-      <w:r>
-        <w:rPr>
-          <w:rFonts w:ascii="Adani" w:hAnsi="Adani"/>
-          <w:b/>
-          <w:sz w:val="20"/>
-          <w:u w:val="none"/>
-        </w:rPr>
         <w:t>ADANI SOLAR ENERGY RJ ONE LIMITED</w:t>
       </w:r>
     </w:p>
@@ -3135,6 +3262,21 @@
           <w:u w:val="none"/>
         </w:rPr>
         <w:t>ADANI SOLAR ENERGY JODHPUR SIX LIMITED</w:t>
+      </w:r>
+    </w:p>
+    <w:p>
+      <w:pPr>
+        <w:spacing w:before="0" w:after="20"/>
+        <w:jc w:val="left"/>
+      </w:pPr>
+      <w:r>
+        <w:rPr>
+          <w:rFonts w:ascii="Adani" w:hAnsi="Adani"/>
+          <w:b/>
+          <w:sz w:val="20"/>
+          <w:u w:val="none"/>
+        </w:rPr>
+        <w:t>ADANI RENEWABLE ENERGY HOLDING EIGHTEEN LIMITED</w:t>
       </w:r>
     </w:p>
     <w:p>
@@ -3179,6 +3321,21 @@
           <w:sz w:val="20"/>
           <w:u w:val="none"/>
         </w:rPr>
+        <w:t>ADANI GREEN ENERGY SIXTEEN LIMITED</w:t>
+      </w:r>
+    </w:p>
+    <w:p>
+      <w:pPr>
+        <w:spacing w:before="0" w:after="20"/>
+        <w:jc w:val="left"/>
+      </w:pPr>
+      <w:r>
+        <w:rPr>
+          <w:rFonts w:ascii="Adani" w:hAnsi="Adani"/>
+          <w:b/>
+          <w:sz w:val="20"/>
+          <w:u w:val="none"/>
+        </w:rPr>
         <w:t>ADANI RENEWABLE ENERGY FOURTEEN LIMITED</w:t>
       </w:r>
     </w:p>
@@ -3194,7 +3351,7 @@
           <w:sz w:val="20"/>
           <w:u w:val="none"/>
         </w:rPr>
-        <w:t>ADANI GREEN ENERGY SIXTEEN LIMITED</w:t>
+        <w:t>ADANI RENEWABLE ENERGY SIXTEEN LIMITED</w:t>
       </w:r>
     </w:p>
     <w:p>
@@ -3209,7 +3366,7 @@
           <w:sz w:val="20"/>
           <w:u w:val="none"/>
         </w:rPr>
-        <w:t>ADANI RENEWABLE ENERGY SIXTEEN LIMITED</w:t>
+        <w:t>ADANI RENEWABLE ENERGY TWENTY FOUR PRIVATE LIMITED</w:t>
       </w:r>
     </w:p>
     <w:p/>
@@ -3285,21 +3442,6 @@
           <w:sz w:val="20"/>
           <w:u w:val="none"/>
         </w:rPr>
-        <w:t>ADANI RENEWABLE ENERGY HOLDING EIGHTEEN LIMITED</w:t>
-      </w:r>
-    </w:p>
-    <w:p>
-      <w:pPr>
-        <w:spacing w:before="0" w:after="20"/>
-        <w:jc w:val="left"/>
-      </w:pPr>
-      <w:r>
-        <w:rPr>
-          <w:rFonts w:ascii="Adani" w:hAnsi="Adani"/>
-          <w:b w:val="0"/>
-          <w:sz w:val="20"/>
-          <w:u w:val="none"/>
-        </w:rPr>
         <w:t>ADANI SOLAR ENERGY RJ ONE LIMITED</w:t>
       </w:r>
     </w:p>
@@ -3330,6 +3472,21 @@
           <w:sz w:val="20"/>
           <w:u w:val="none"/>
         </w:rPr>
+        <w:t>ADANI RENEWABLE ENERGY HOLDING EIGHTEEN LIMITED</w:t>
+      </w:r>
+    </w:p>
+    <w:p>
+      <w:pPr>
+        <w:spacing w:before="0" w:after="20"/>
+        <w:jc w:val="left"/>
+      </w:pPr>
+      <w:r>
+        <w:rPr>
+          <w:rFonts w:ascii="Adani" w:hAnsi="Adani"/>
+          <w:b w:val="0"/>
+          <w:sz w:val="20"/>
+          <w:u w:val="none"/>
+        </w:rPr>
         <w:t>ADANI RENEWABLE ENERGY TWELVE LIMITED</w:t>
       </w:r>
     </w:p>
@@ -3345,7 +3502,7 @@
           <w:sz w:val="20"/>
           <w:u w:val="none"/>
         </w:rPr>
-        <w:t>ADANI RENEWABLE ENERGY FOURTEEN LIMITED</w:t>
+        <w:t>ADANI GREEN ENERGY SIXTEEN LIMITED</w:t>
       </w:r>
     </w:p>
     <w:p>
@@ -3360,7 +3517,7 @@
           <w:sz w:val="20"/>
           <w:u w:val="none"/>
         </w:rPr>
-        <w:t>ADANI GREEN ENERGY SIXTEEN LIMITED</w:t>
+        <w:t>ADANI RENEWABLE ENERGY FOURTEEN LIMITED</w:t>
       </w:r>
     </w:p>
     <w:p>
@@ -3441,6 +3598,21 @@
           <w:u w:val="none"/>
         </w:rPr>
         <w:t>ADANI SOLAR ENERGY RJ TWO PRIVATE LIMITED</w:t>
+      </w:r>
+    </w:p>
+    <w:p>
+      <w:pPr>
+        <w:spacing w:before="0" w:after="20"/>
+        <w:jc w:val="left"/>
+      </w:pPr>
+      <w:r>
+        <w:rPr>
+          <w:rFonts w:ascii="Adani" w:hAnsi="Adani"/>
+          <w:b w:val="0"/>
+          <w:sz w:val="20"/>
+          <w:u w:val="none"/>
+        </w:rPr>
+        <w:t>ADANI RENEWABLE ENERGY TWENTY FOUR PRIVATE LIMITED</w:t>
       </w:r>
     </w:p>
     <w:p/>
@@ -4198,7 +4370,7 @@
                 <w:sz w:val="18"/>
                 <w:u w:val="none"/>
               </w:rPr>
-              <w:t>9</w:t>
+              <w:t>10</w:t>
             </w:r>
           </w:p>
         </w:tc>
@@ -4485,120 +4657,6 @@
                 <w:sz w:val="18"/>
                 <w:u w:val="none"/>
               </w:rPr>
-              <w:t>U40300DL2018PLC337580</w:t>
-            </w:r>
-          </w:p>
-        </w:tc>
-        <w:tc>
-          <w:tcPr>
-            <w:tcW w:type="dxa" w:w="4252"/>
-            <w:shd w:val="clear" w:color="auto" w:fill="FFFFFF"/>
-            <w:tcBorders>
-              <w:top w:val="single" w:sz="4" w:space="0" w:color="000000"/>
-              <w:left w:val="single" w:sz="4" w:space="0" w:color="000000"/>
-              <w:bottom w:val="single" w:sz="4" w:space="0" w:color="000000"/>
-              <w:right w:val="single" w:sz="4" w:space="0" w:color="000000"/>
-            </w:tcBorders>
-            <w:vAlign w:val="center"/>
-          </w:tcPr>
-          <w:p>
-            <w:pPr>
-              <w:spacing w:before="40" w:after="40"/>
-              <w:jc w:val="left"/>
-            </w:pPr>
-            <w:r>
-              <w:rPr>
-                <w:rFonts w:ascii="Adani" w:hAnsi="Adani"/>
-                <w:b w:val="0"/>
-                <w:sz w:val="18"/>
-                <w:u w:val="none"/>
-              </w:rPr>
-              <w:t>ADANI RENEWABLE ENERGY HOLDING EIGHTEEN LIMITED</w:t>
-            </w:r>
-          </w:p>
-        </w:tc>
-        <w:tc>
-          <w:tcPr>
-            <w:tcW w:type="dxa" w:w="1587"/>
-            <w:shd w:val="clear" w:color="auto" w:fill="FFFFFF"/>
-            <w:tcBorders>
-              <w:top w:val="single" w:sz="4" w:space="0" w:color="000000"/>
-              <w:left w:val="single" w:sz="4" w:space="0" w:color="000000"/>
-              <w:bottom w:val="single" w:sz="4" w:space="0" w:color="000000"/>
-              <w:right w:val="single" w:sz="4" w:space="0" w:color="000000"/>
-            </w:tcBorders>
-            <w:vAlign w:val="center"/>
-          </w:tcPr>
-          <w:p>
-            <w:pPr>
-              <w:spacing w:before="40" w:after="40"/>
-              <w:jc w:val="left"/>
-            </w:pPr>
-            <w:r>
-              <w:rPr>
-                <w:rFonts w:ascii="Adani" w:hAnsi="Adani"/>
-                <w:b w:val="0"/>
-                <w:sz w:val="18"/>
-                <w:u w:val="none"/>
-              </w:rPr>
-              <w:t>Director</w:t>
-            </w:r>
-          </w:p>
-        </w:tc>
-        <w:tc>
-          <w:tcPr>
-            <w:tcW w:type="dxa" w:w="1304"/>
-            <w:shd w:val="clear" w:color="auto" w:fill="FFFFFF"/>
-            <w:tcBorders>
-              <w:top w:val="single" w:sz="4" w:space="0" w:color="000000"/>
-              <w:left w:val="single" w:sz="4" w:space="0" w:color="000000"/>
-              <w:bottom w:val="single" w:sz="4" w:space="0" w:color="000000"/>
-              <w:right w:val="single" w:sz="4" w:space="0" w:color="000000"/>
-            </w:tcBorders>
-            <w:vAlign w:val="center"/>
-          </w:tcPr>
-          <w:p>
-            <w:pPr>
-              <w:spacing w:before="40" w:after="40"/>
-              <w:jc w:val="left"/>
-            </w:pPr>
-            <w:r>
-              <w:rPr>
-                <w:rFonts w:ascii="Adani" w:hAnsi="Adani"/>
-                <w:b w:val="0"/>
-                <w:sz w:val="18"/>
-                <w:u w:val="none"/>
-              </w:rPr>
-              <w:t>17/07/2023</w:t>
-            </w:r>
-          </w:p>
-        </w:tc>
-      </w:tr>
-      <w:tr>
-        <w:tc>
-          <w:tcPr>
-            <w:tcW w:type="dxa" w:w="2268"/>
-            <w:shd w:val="clear" w:color="auto" w:fill="FFFFFF"/>
-            <w:tcBorders>
-              <w:top w:val="single" w:sz="4" w:space="0" w:color="000000"/>
-              <w:left w:val="single" w:sz="4" w:space="0" w:color="000000"/>
-              <w:bottom w:val="single" w:sz="4" w:space="0" w:color="000000"/>
-              <w:right w:val="single" w:sz="4" w:space="0" w:color="000000"/>
-            </w:tcBorders>
-            <w:vAlign w:val="center"/>
-          </w:tcPr>
-          <w:p>
-            <w:pPr>
-              <w:spacing w:before="40" w:after="40"/>
-              <w:jc w:val="left"/>
-            </w:pPr>
-            <w:r>
-              <w:rPr>
-                <w:rFonts w:ascii="Adani" w:hAnsi="Adani"/>
-                <w:b w:val="0"/>
-                <w:sz w:val="18"/>
-                <w:u w:val="none"/>
-              </w:rPr>
               <w:t>U74999DL2018PLC331785</w:t>
             </w:r>
           </w:p>
@@ -4742,6 +4800,120 @@
                 <w:u w:val="none"/>
               </w:rPr>
               <w:t>ADANI SOLAR ENERGY JODHPUR SIX LIMITED</w:t>
+            </w:r>
+          </w:p>
+        </w:tc>
+        <w:tc>
+          <w:tcPr>
+            <w:tcW w:type="dxa" w:w="1587"/>
+            <w:shd w:val="clear" w:color="auto" w:fill="FFFFFF"/>
+            <w:tcBorders>
+              <w:top w:val="single" w:sz="4" w:space="0" w:color="000000"/>
+              <w:left w:val="single" w:sz="4" w:space="0" w:color="000000"/>
+              <w:bottom w:val="single" w:sz="4" w:space="0" w:color="000000"/>
+              <w:right w:val="single" w:sz="4" w:space="0" w:color="000000"/>
+            </w:tcBorders>
+            <w:vAlign w:val="center"/>
+          </w:tcPr>
+          <w:p>
+            <w:pPr>
+              <w:spacing w:before="40" w:after="40"/>
+              <w:jc w:val="left"/>
+            </w:pPr>
+            <w:r>
+              <w:rPr>
+                <w:rFonts w:ascii="Adani" w:hAnsi="Adani"/>
+                <w:b w:val="0"/>
+                <w:sz w:val="18"/>
+                <w:u w:val="none"/>
+              </w:rPr>
+              <w:t>Director</w:t>
+            </w:r>
+          </w:p>
+        </w:tc>
+        <w:tc>
+          <w:tcPr>
+            <w:tcW w:type="dxa" w:w="1304"/>
+            <w:shd w:val="clear" w:color="auto" w:fill="FFFFFF"/>
+            <w:tcBorders>
+              <w:top w:val="single" w:sz="4" w:space="0" w:color="000000"/>
+              <w:left w:val="single" w:sz="4" w:space="0" w:color="000000"/>
+              <w:bottom w:val="single" w:sz="4" w:space="0" w:color="000000"/>
+              <w:right w:val="single" w:sz="4" w:space="0" w:color="000000"/>
+            </w:tcBorders>
+            <w:vAlign w:val="center"/>
+          </w:tcPr>
+          <w:p>
+            <w:pPr>
+              <w:spacing w:before="40" w:after="40"/>
+              <w:jc w:val="left"/>
+            </w:pPr>
+            <w:r>
+              <w:rPr>
+                <w:rFonts w:ascii="Adani" w:hAnsi="Adani"/>
+                <w:b w:val="0"/>
+                <w:sz w:val="18"/>
+                <w:u w:val="none"/>
+              </w:rPr>
+              <w:t>17/07/2023</w:t>
+            </w:r>
+          </w:p>
+        </w:tc>
+      </w:tr>
+      <w:tr>
+        <w:tc>
+          <w:tcPr>
+            <w:tcW w:type="dxa" w:w="2268"/>
+            <w:shd w:val="clear" w:color="auto" w:fill="FFFFFF"/>
+            <w:tcBorders>
+              <w:top w:val="single" w:sz="4" w:space="0" w:color="000000"/>
+              <w:left w:val="single" w:sz="4" w:space="0" w:color="000000"/>
+              <w:bottom w:val="single" w:sz="4" w:space="0" w:color="000000"/>
+              <w:right w:val="single" w:sz="4" w:space="0" w:color="000000"/>
+            </w:tcBorders>
+            <w:vAlign w:val="center"/>
+          </w:tcPr>
+          <w:p>
+            <w:pPr>
+              <w:spacing w:before="40" w:after="40"/>
+              <w:jc w:val="left"/>
+            </w:pPr>
+            <w:r>
+              <w:rPr>
+                <w:rFonts w:ascii="Adani" w:hAnsi="Adani"/>
+                <w:b w:val="0"/>
+                <w:sz w:val="18"/>
+                <w:u w:val="none"/>
+              </w:rPr>
+              <w:t>U40300DL2018PLC337580</w:t>
+            </w:r>
+          </w:p>
+        </w:tc>
+        <w:tc>
+          <w:tcPr>
+            <w:tcW w:type="dxa" w:w="4252"/>
+            <w:shd w:val="clear" w:color="auto" w:fill="FFFFFF"/>
+            <w:tcBorders>
+              <w:top w:val="single" w:sz="4" w:space="0" w:color="000000"/>
+              <w:left w:val="single" w:sz="4" w:space="0" w:color="000000"/>
+              <w:bottom w:val="single" w:sz="4" w:space="0" w:color="000000"/>
+              <w:right w:val="single" w:sz="4" w:space="0" w:color="000000"/>
+            </w:tcBorders>
+            <w:vAlign w:val="center"/>
+          </w:tcPr>
+          <w:p>
+            <w:pPr>
+              <w:spacing w:before="40" w:after="40"/>
+              <w:jc w:val="left"/>
+            </w:pPr>
+            <w:r>
+              <w:rPr>
+                <w:rFonts w:ascii="Adani" w:hAnsi="Adani"/>
+                <w:b w:val="0"/>
+                <w:sz w:val="18"/>
+                <w:u w:val="none"/>
+              </w:rPr>
+              <w:t>ADANI RENEWABLE ENERGY HOLDING EIGHTEEN LIMITED</w:t>
             </w:r>
           </w:p>
         </w:tc>
@@ -5055,7 +5227,7 @@
                 <w:sz w:val="18"/>
                 <w:u w:val="none"/>
               </w:rPr>
-              <w:t>U40106DL2019PLC347418</w:t>
+              <w:t>U40105GJ2019PLC109247</w:t>
             </w:r>
           </w:p>
         </w:tc>
@@ -5083,7 +5255,7 @@
                 <w:sz w:val="18"/>
                 <w:u w:val="none"/>
               </w:rPr>
-              <w:t>ADANI RENEWABLE ENERGY FOURTEEN LIMITED</w:t>
+              <w:t>ADANI GREEN ENERGY SIXTEEN LIMITED</w:t>
             </w:r>
           </w:p>
         </w:tc>
@@ -5169,7 +5341,7 @@
                 <w:sz w:val="18"/>
                 <w:u w:val="none"/>
               </w:rPr>
-              <w:t>U40105GJ2019PLC109247</w:t>
+              <w:t>U40106DL2019PLC347418</w:t>
             </w:r>
           </w:p>
         </w:tc>
@@ -5197,7 +5369,7 @@
                 <w:sz w:val="18"/>
                 <w:u w:val="none"/>
               </w:rPr>
-              <w:t>ADANI GREEN ENERGY SIXTEEN LIMITED</w:t>
+              <w:t>ADANI RENEWABLE ENERGY FOURTEEN LIMITED</w:t>
             </w:r>
           </w:p>
         </w:tc>
@@ -5368,6 +5540,120 @@
                 <w:u w:val="none"/>
               </w:rPr>
               <w:t>13/07/2023</w:t>
+            </w:r>
+          </w:p>
+        </w:tc>
+      </w:tr>
+      <w:tr>
+        <w:tc>
+          <w:tcPr>
+            <w:tcW w:type="dxa" w:w="2268"/>
+            <w:shd w:val="clear" w:color="auto" w:fill="FFFFFF"/>
+            <w:tcBorders>
+              <w:top w:val="single" w:sz="4" w:space="0" w:color="000000"/>
+              <w:left w:val="single" w:sz="4" w:space="0" w:color="000000"/>
+              <w:bottom w:val="single" w:sz="4" w:space="0" w:color="000000"/>
+              <w:right w:val="single" w:sz="4" w:space="0" w:color="000000"/>
+            </w:tcBorders>
+            <w:vAlign w:val="center"/>
+          </w:tcPr>
+          <w:p>
+            <w:pPr>
+              <w:spacing w:before="40" w:after="40"/>
+              <w:jc w:val="left"/>
+            </w:pPr>
+            <w:r>
+              <w:rPr>
+                <w:rFonts w:ascii="Adani" w:hAnsi="Adani"/>
+                <w:b w:val="0"/>
+                <w:sz w:val="18"/>
+                <w:u w:val="none"/>
+              </w:rPr>
+              <w:t>U40108DL2020PTC361714</w:t>
+            </w:r>
+          </w:p>
+        </w:tc>
+        <w:tc>
+          <w:tcPr>
+            <w:tcW w:type="dxa" w:w="4252"/>
+            <w:shd w:val="clear" w:color="auto" w:fill="FFFFFF"/>
+            <w:tcBorders>
+              <w:top w:val="single" w:sz="4" w:space="0" w:color="000000"/>
+              <w:left w:val="single" w:sz="4" w:space="0" w:color="000000"/>
+              <w:bottom w:val="single" w:sz="4" w:space="0" w:color="000000"/>
+              <w:right w:val="single" w:sz="4" w:space="0" w:color="000000"/>
+            </w:tcBorders>
+            <w:vAlign w:val="center"/>
+          </w:tcPr>
+          <w:p>
+            <w:pPr>
+              <w:spacing w:before="40" w:after="40"/>
+              <w:jc w:val="left"/>
+            </w:pPr>
+            <w:r>
+              <w:rPr>
+                <w:rFonts w:ascii="Adani" w:hAnsi="Adani"/>
+                <w:b w:val="0"/>
+                <w:sz w:val="18"/>
+                <w:u w:val="none"/>
+              </w:rPr>
+              <w:t>ADANI RENEWABLE ENERGY TWENTY FOUR PRIVATE LIMITED</w:t>
+            </w:r>
+          </w:p>
+        </w:tc>
+        <w:tc>
+          <w:tcPr>
+            <w:tcW w:type="dxa" w:w="1587"/>
+            <w:shd w:val="clear" w:color="auto" w:fill="FFFFFF"/>
+            <w:tcBorders>
+              <w:top w:val="single" w:sz="4" w:space="0" w:color="000000"/>
+              <w:left w:val="single" w:sz="4" w:space="0" w:color="000000"/>
+              <w:bottom w:val="single" w:sz="4" w:space="0" w:color="000000"/>
+              <w:right w:val="single" w:sz="4" w:space="0" w:color="000000"/>
+            </w:tcBorders>
+            <w:vAlign w:val="center"/>
+          </w:tcPr>
+          <w:p>
+            <w:pPr>
+              <w:spacing w:before="40" w:after="40"/>
+              <w:jc w:val="left"/>
+            </w:pPr>
+            <w:r>
+              <w:rPr>
+                <w:rFonts w:ascii="Adani" w:hAnsi="Adani"/>
+                <w:b w:val="0"/>
+                <w:sz w:val="18"/>
+                <w:u w:val="none"/>
+              </w:rPr>
+              <w:t>Additional Director</w:t>
+            </w:r>
+          </w:p>
+        </w:tc>
+        <w:tc>
+          <w:tcPr>
+            <w:tcW w:type="dxa" w:w="1304"/>
+            <w:shd w:val="clear" w:color="auto" w:fill="FFFFFF"/>
+            <w:tcBorders>
+              <w:top w:val="single" w:sz="4" w:space="0" w:color="000000"/>
+              <w:left w:val="single" w:sz="4" w:space="0" w:color="000000"/>
+              <w:bottom w:val="single" w:sz="4" w:space="0" w:color="000000"/>
+              <w:right w:val="single" w:sz="4" w:space="0" w:color="000000"/>
+            </w:tcBorders>
+            <w:vAlign w:val="center"/>
+          </w:tcPr>
+          <w:p>
+            <w:pPr>
+              <w:spacing w:before="40" w:after="40"/>
+              <w:jc w:val="left"/>
+            </w:pPr>
+            <w:r>
+              <w:rPr>
+                <w:rFonts w:ascii="Adani" w:hAnsi="Adani"/>
+                <w:b w:val="0"/>
+                <w:sz w:val="18"/>
+                <w:u w:val="none"/>
+              </w:rPr>
+              <w:t>04/04/2023</w:t>
             </w:r>
           </w:p>
         </w:tc>

--- a/Backend/Director_Disclosure/Output_Disclosures/2024-25/ADANI_RENEWABLE_ENERGY_HOLDING_EIGHT_LIMITED/MBP-1/MBP1_CHANDRASHEKAR_KRISHNAN_10100566.docx
+++ b/Backend/Director_Disclosure/Output_Disclosures/2024-25/ADANI_RENEWABLE_ENERGY_HOLDING_EIGHT_LIMITED/MBP-1/MBP1_CHANDRASHEKAR_KRISHNAN_10100566.docx
@@ -389,7 +389,7 @@
                 <w:sz w:val="18"/>
                 <w:u w:val="none"/>
               </w:rPr>
-              <w:t>ADANI RENEWABLE ENERGY HOLDING EIGHT LIMITED</w:t>
+              <w:t>ADANI RENEWABLE ENERGY HOLDING EIGHTEEN LIMITED</w:t>
             </w:r>
           </w:p>
         </w:tc>
@@ -417,7 +417,7 @@
                 <w:sz w:val="18"/>
                 <w:u w:val="none"/>
               </w:rPr>
-              <w:t>Additional Director</w:t>
+              <w:t>Director</w:t>
             </w:r>
           </w:p>
         </w:tc>
@@ -473,7 +473,7 @@
                 <w:sz w:val="18"/>
                 <w:u w:val="none"/>
               </w:rPr>
-              <w:t>27/09/2023</w:t>
+              <w:t>17/07/2023</w:t>
             </w:r>
           </w:p>
         </w:tc>
@@ -815,7 +815,7 @@
                 <w:sz w:val="18"/>
                 <w:u w:val="none"/>
               </w:rPr>
-              <w:t>ADANI RENEWABLE ENERGY HOLDING EIGHTEEN LIMITED</w:t>
+              <w:t>ADANI SOLAR ENERGY RJ TWO PRIVATE LIMITED</w:t>
             </w:r>
           </w:p>
         </w:tc>
@@ -899,7 +899,7 @@
                 <w:sz w:val="18"/>
                 <w:u w:val="none"/>
               </w:rPr>
-              <w:t>17/07/2023</w:t>
+              <w:t>15/07/2023</w:t>
             </w:r>
           </w:p>
         </w:tc>
@@ -1099,7 +1099,7 @@
                 <w:sz w:val="18"/>
                 <w:u w:val="none"/>
               </w:rPr>
-              <w:t>ADANI SOLAR ENERGY RJ TWO PRIVATE LIMITED</w:t>
+              <w:t>ADANI RENEWABLE ENERGY HOLDING EIGHT LIMITED</w:t>
             </w:r>
           </w:p>
         </w:tc>
@@ -1614,148 +1614,6 @@
           </w:p>
         </w:tc>
       </w:tr>
-      <w:tr>
-        <w:tc>
-          <w:tcPr>
-            <w:tcW w:type="dxa" w:w="680"/>
-            <w:shd w:val="clear" w:color="auto" w:fill="FFFFFF"/>
-            <w:tcBorders>
-              <w:top w:val="single" w:sz="4" w:space="0" w:color="000000"/>
-              <w:left w:val="single" w:sz="4" w:space="0" w:color="000000"/>
-              <w:bottom w:val="single" w:sz="4" w:space="0" w:color="000000"/>
-              <w:right w:val="single" w:sz="4" w:space="0" w:color="000000"/>
-            </w:tcBorders>
-            <w:vAlign w:val="center"/>
-          </w:tcPr>
-          <w:p>
-            <w:pPr>
-              <w:spacing w:before="40" w:after="40"/>
-              <w:jc w:val="left"/>
-            </w:pPr>
-            <w:r>
-              <w:rPr>
-                <w:rFonts w:ascii="Adani" w:hAnsi="Adani"/>
-                <w:b w:val="0"/>
-                <w:sz w:val="18"/>
-                <w:u w:val="none"/>
-              </w:rPr>
-              <w:t>10</w:t>
-            </w:r>
-          </w:p>
-        </w:tc>
-        <w:tc>
-          <w:tcPr>
-            <w:tcW w:type="dxa" w:w="3969"/>
-            <w:shd w:val="clear" w:color="auto" w:fill="FFFFFF"/>
-            <w:tcBorders>
-              <w:top w:val="single" w:sz="4" w:space="0" w:color="000000"/>
-              <w:left w:val="single" w:sz="4" w:space="0" w:color="000000"/>
-              <w:bottom w:val="single" w:sz="4" w:space="0" w:color="000000"/>
-              <w:right w:val="single" w:sz="4" w:space="0" w:color="000000"/>
-            </w:tcBorders>
-            <w:vAlign w:val="center"/>
-          </w:tcPr>
-          <w:p>
-            <w:pPr>
-              <w:spacing w:before="40" w:after="40"/>
-              <w:jc w:val="left"/>
-            </w:pPr>
-            <w:r>
-              <w:rPr>
-                <w:rFonts w:ascii="Adani" w:hAnsi="Adani"/>
-                <w:b w:val="0"/>
-                <w:sz w:val="18"/>
-                <w:u w:val="none"/>
-              </w:rPr>
-              <w:t>ADANI RENEWABLE ENERGY TWENTY FOUR PRIVATE LIMITED</w:t>
-            </w:r>
-          </w:p>
-        </w:tc>
-        <w:tc>
-          <w:tcPr>
-            <w:tcW w:type="dxa" w:w="1814"/>
-            <w:shd w:val="clear" w:color="auto" w:fill="FFFFFF"/>
-            <w:tcBorders>
-              <w:top w:val="single" w:sz="4" w:space="0" w:color="000000"/>
-              <w:left w:val="single" w:sz="4" w:space="0" w:color="000000"/>
-              <w:bottom w:val="single" w:sz="4" w:space="0" w:color="000000"/>
-              <w:right w:val="single" w:sz="4" w:space="0" w:color="000000"/>
-            </w:tcBorders>
-            <w:vAlign w:val="center"/>
-          </w:tcPr>
-          <w:p>
-            <w:pPr>
-              <w:spacing w:before="40" w:after="40"/>
-              <w:jc w:val="left"/>
-            </w:pPr>
-            <w:r>
-              <w:rPr>
-                <w:rFonts w:ascii="Adani" w:hAnsi="Adani"/>
-                <w:b w:val="0"/>
-                <w:sz w:val="18"/>
-                <w:u w:val="none"/>
-              </w:rPr>
-              <w:t>Additional Director</w:t>
-            </w:r>
-          </w:p>
-        </w:tc>
-        <w:tc>
-          <w:tcPr>
-            <w:tcW w:type="dxa" w:w="1020"/>
-            <w:shd w:val="clear" w:color="auto" w:fill="FFFFFF"/>
-            <w:tcBorders>
-              <w:top w:val="single" w:sz="4" w:space="0" w:color="000000"/>
-              <w:left w:val="single" w:sz="4" w:space="0" w:color="000000"/>
-              <w:bottom w:val="single" w:sz="4" w:space="0" w:color="000000"/>
-              <w:right w:val="single" w:sz="4" w:space="0" w:color="000000"/>
-            </w:tcBorders>
-            <w:vAlign w:val="center"/>
-          </w:tcPr>
-          <w:p>
-            <w:pPr>
-              <w:spacing w:before="40" w:after="40"/>
-              <w:jc w:val="left"/>
-            </w:pPr>
-            <w:r>
-              <w:rPr>
-                <w:rFonts w:ascii="Adani" w:hAnsi="Adani"/>
-                <w:b w:val="0"/>
-                <w:sz w:val="18"/>
-                <w:u w:val="none"/>
-              </w:rPr>
-              <w:t>NIL</w:t>
-            </w:r>
-          </w:p>
-        </w:tc>
-        <w:tc>
-          <w:tcPr>
-            <w:tcW w:type="dxa" w:w="1247"/>
-            <w:shd w:val="clear" w:color="auto" w:fill="FFFFFF"/>
-            <w:tcBorders>
-              <w:top w:val="single" w:sz="4" w:space="0" w:color="000000"/>
-              <w:left w:val="single" w:sz="4" w:space="0" w:color="000000"/>
-              <w:bottom w:val="single" w:sz="4" w:space="0" w:color="000000"/>
-              <w:right w:val="single" w:sz="4" w:space="0" w:color="000000"/>
-            </w:tcBorders>
-            <w:vAlign w:val="center"/>
-          </w:tcPr>
-          <w:p>
-            <w:pPr>
-              <w:spacing w:before="40" w:after="40"/>
-              <w:jc w:val="left"/>
-            </w:pPr>
-            <w:r>
-              <w:rPr>
-                <w:rFonts w:ascii="Adani" w:hAnsi="Adani"/>
-                <w:b w:val="0"/>
-                <w:sz w:val="18"/>
-                <w:u w:val="none"/>
-              </w:rPr>
-              <w:t>04/04/2023</w:t>
-            </w:r>
-          </w:p>
-        </w:tc>
-      </w:tr>
     </w:tbl>
     <w:p/>
     <w:tbl>
@@ -1988,7 +1846,7 @@
                 <w:sz w:val="18"/>
                 <w:u w:val="none"/>
               </w:rPr>
-              <w:t>Date:   27th May, 2026</w:t>
+              <w:t>Date:   09th June, 2026</w:t>
             </w:r>
           </w:p>
         </w:tc>
@@ -3025,7 +2883,7 @@
                 <w:sz w:val="18"/>
                 <w:u w:val="none"/>
               </w:rPr>
-              <w:t>Date:   27th May, 2026</w:t>
+              <w:t>Date:   09th June, 2026</w:t>
             </w:r>
           </w:p>
         </w:tc>
@@ -3186,7 +3044,7 @@
           <w:sz w:val="20"/>
           <w:u w:val="none"/>
         </w:rPr>
-        <w:t>27th May, 2026</w:t>
+        <w:t>09th June, 2026</w:t>
       </w:r>
     </w:p>
     <w:p>
@@ -3231,7 +3089,7 @@
           <w:sz w:val="20"/>
           <w:u w:val="none"/>
         </w:rPr>
-        <w:t>ADANI RENEWABLE ENERGY HOLDING EIGHT LIMITED</w:t>
+        <w:t>ADANI RENEWABLE ENERGY HOLDING EIGHTEEN LIMITED</w:t>
       </w:r>
     </w:p>
     <w:p>
@@ -3276,7 +3134,7 @@
           <w:sz w:val="20"/>
           <w:u w:val="none"/>
         </w:rPr>
-        <w:t>ADANI RENEWABLE ENERGY HOLDING EIGHTEEN LIMITED</w:t>
+        <w:t>ADANI SOLAR ENERGY RJ TWO PRIVATE LIMITED</w:t>
       </w:r>
     </w:p>
     <w:p>
@@ -3306,7 +3164,7 @@
           <w:sz w:val="20"/>
           <w:u w:val="none"/>
         </w:rPr>
-        <w:t>ADANI SOLAR ENERGY RJ TWO PRIVATE LIMITED</w:t>
+        <w:t>ADANI RENEWABLE ENERGY HOLDING EIGHT LIMITED</w:t>
       </w:r>
     </w:p>
     <w:p>
@@ -3352,21 +3210,6 @@
           <w:u w:val="none"/>
         </w:rPr>
         <w:t>ADANI RENEWABLE ENERGY SIXTEEN LIMITED</w:t>
-      </w:r>
-    </w:p>
-    <w:p>
-      <w:pPr>
-        <w:spacing w:before="0" w:after="20"/>
-        <w:jc w:val="left"/>
-      </w:pPr>
-      <w:r>
-        <w:rPr>
-          <w:rFonts w:ascii="Adani" w:hAnsi="Adani"/>
-          <w:b/>
-          <w:sz w:val="20"/>
-          <w:u w:val="none"/>
-        </w:rPr>
-        <w:t>ADANI RENEWABLE ENERGY TWENTY FOUR PRIVATE LIMITED</w:t>
       </w:r>
     </w:p>
     <w:p/>
@@ -3427,7 +3270,7 @@
           <w:sz w:val="20"/>
           <w:u w:val="none"/>
         </w:rPr>
-        <w:t>ADANI RENEWABLE ENERGY HOLDING EIGHT LIMITED</w:t>
+        <w:t>ADANI RENEWABLE ENERGY HOLDING EIGHTEEN LIMITED</w:t>
       </w:r>
     </w:p>
     <w:p>
@@ -3472,7 +3315,7 @@
           <w:sz w:val="20"/>
           <w:u w:val="none"/>
         </w:rPr>
-        <w:t>ADANI RENEWABLE ENERGY HOLDING EIGHTEEN LIMITED</w:t>
+        <w:t>ADANI RENEWABLE ENERGY TWELVE LIMITED</w:t>
       </w:r>
     </w:p>
     <w:p>
@@ -3487,7 +3330,7 @@
           <w:sz w:val="20"/>
           <w:u w:val="none"/>
         </w:rPr>
-        <w:t>ADANI RENEWABLE ENERGY TWELVE LIMITED</w:t>
+        <w:t>ADANI RENEWABLE ENERGY HOLDING EIGHT LIMITED</w:t>
       </w:r>
     </w:p>
     <w:p>
@@ -3598,21 +3441,6 @@
           <w:u w:val="none"/>
         </w:rPr>
         <w:t>ADANI SOLAR ENERGY RJ TWO PRIVATE LIMITED</w:t>
-      </w:r>
-    </w:p>
-    <w:p>
-      <w:pPr>
-        <w:spacing w:before="0" w:after="20"/>
-        <w:jc w:val="left"/>
-      </w:pPr>
-      <w:r>
-        <w:rPr>
-          <w:rFonts w:ascii="Adani" w:hAnsi="Adani"/>
-          <w:b w:val="0"/>
-          <w:sz w:val="20"/>
-          <w:u w:val="none"/>
-        </w:rPr>
-        <w:t>ADANI RENEWABLE ENERGY TWENTY FOUR PRIVATE LIMITED</w:t>
       </w:r>
     </w:p>
     <w:p/>
@@ -4370,7 +4198,7 @@
                 <w:sz w:val="18"/>
                 <w:u w:val="none"/>
               </w:rPr>
-              <w:t>10</w:t>
+              <w:t>9</w:t>
             </w:r>
           </w:p>
         </w:tc>
@@ -4543,7 +4371,7 @@
                 <w:sz w:val="18"/>
                 <w:u w:val="none"/>
               </w:rPr>
-              <w:t>U40106GJ2019PLC110175</w:t>
+              <w:t>U40300DL2018PLC337580</w:t>
             </w:r>
           </w:p>
         </w:tc>
@@ -4571,7 +4399,7 @@
                 <w:sz w:val="18"/>
                 <w:u w:val="none"/>
               </w:rPr>
-              <w:t>ADANI RENEWABLE ENERGY HOLDING EIGHT LIMITED</w:t>
+              <w:t>ADANI RENEWABLE ENERGY HOLDING EIGHTEEN LIMITED</w:t>
             </w:r>
           </w:p>
         </w:tc>
@@ -4599,7 +4427,7 @@
                 <w:sz w:val="18"/>
                 <w:u w:val="none"/>
               </w:rPr>
-              <w:t>Additional Director</w:t>
+              <w:t>Director</w:t>
             </w:r>
           </w:p>
         </w:tc>
@@ -4627,7 +4455,7 @@
                 <w:sz w:val="18"/>
                 <w:u w:val="none"/>
               </w:rPr>
-              <w:t>27/09/2023</w:t>
+              <w:t>17/07/2023</w:t>
             </w:r>
           </w:p>
         </w:tc>
@@ -4885,7 +4713,7 @@
                 <w:sz w:val="18"/>
                 <w:u w:val="none"/>
               </w:rPr>
-              <w:t>U40300DL2018PLC337580</w:t>
+              <w:t>U40300DL2019PTC357444</w:t>
             </w:r>
           </w:p>
         </w:tc>
@@ -4913,7 +4741,7 @@
                 <w:sz w:val="18"/>
                 <w:u w:val="none"/>
               </w:rPr>
-              <w:t>ADANI RENEWABLE ENERGY HOLDING EIGHTEEN LIMITED</w:t>
+              <w:t>ADANI SOLAR ENERGY RJ TWO PRIVATE LIMITED</w:t>
             </w:r>
           </w:p>
         </w:tc>
@@ -4969,7 +4797,7 @@
                 <w:sz w:val="18"/>
                 <w:u w:val="none"/>
               </w:rPr>
-              <w:t>17/07/2023</w:t>
+              <w:t>15/07/2023</w:t>
             </w:r>
           </w:p>
         </w:tc>
@@ -5113,7 +4941,7 @@
                 <w:sz w:val="18"/>
                 <w:u w:val="none"/>
               </w:rPr>
-              <w:t>U40300DL2019PTC357444</w:t>
+              <w:t>U40106GJ2019PLC110175</w:t>
             </w:r>
           </w:p>
         </w:tc>
@@ -5141,7 +4969,7 @@
                 <w:sz w:val="18"/>
                 <w:u w:val="none"/>
               </w:rPr>
-              <w:t>ADANI SOLAR ENERGY RJ TWO PRIVATE LIMITED</w:t>
+              <w:t>ADANI RENEWABLE ENERGY HOLDING EIGHT LIMITED</w:t>
             </w:r>
           </w:p>
         </w:tc>
@@ -5544,120 +5372,6 @@
           </w:p>
         </w:tc>
       </w:tr>
-      <w:tr>
-        <w:tc>
-          <w:tcPr>
-            <w:tcW w:type="dxa" w:w="2268"/>
-            <w:shd w:val="clear" w:color="auto" w:fill="FFFFFF"/>
-            <w:tcBorders>
-              <w:top w:val="single" w:sz="4" w:space="0" w:color="000000"/>
-              <w:left w:val="single" w:sz="4" w:space="0" w:color="000000"/>
-              <w:bottom w:val="single" w:sz="4" w:space="0" w:color="000000"/>
-              <w:right w:val="single" w:sz="4" w:space="0" w:color="000000"/>
-            </w:tcBorders>
-            <w:vAlign w:val="center"/>
-          </w:tcPr>
-          <w:p>
-            <w:pPr>
-              <w:spacing w:before="40" w:after="40"/>
-              <w:jc w:val="left"/>
-            </w:pPr>
-            <w:r>
-              <w:rPr>
-                <w:rFonts w:ascii="Adani" w:hAnsi="Adani"/>
-                <w:b w:val="0"/>
-                <w:sz w:val="18"/>
-                <w:u w:val="none"/>
-              </w:rPr>
-              <w:t>U40108DL2020PTC361714</w:t>
-            </w:r>
-          </w:p>
-        </w:tc>
-        <w:tc>
-          <w:tcPr>
-            <w:tcW w:type="dxa" w:w="4252"/>
-            <w:shd w:val="clear" w:color="auto" w:fill="FFFFFF"/>
-            <w:tcBorders>
-              <w:top w:val="single" w:sz="4" w:space="0" w:color="000000"/>
-              <w:left w:val="single" w:sz="4" w:space="0" w:color="000000"/>
-              <w:bottom w:val="single" w:sz="4" w:space="0" w:color="000000"/>
-              <w:right w:val="single" w:sz="4" w:space="0" w:color="000000"/>
-            </w:tcBorders>
-            <w:vAlign w:val="center"/>
-          </w:tcPr>
-          <w:p>
-            <w:pPr>
-              <w:spacing w:before="40" w:after="40"/>
-              <w:jc w:val="left"/>
-            </w:pPr>
-            <w:r>
-              <w:rPr>
-                <w:rFonts w:ascii="Adani" w:hAnsi="Adani"/>
-                <w:b w:val="0"/>
-                <w:sz w:val="18"/>
-                <w:u w:val="none"/>
-              </w:rPr>
-              <w:t>ADANI RENEWABLE ENERGY TWENTY FOUR PRIVATE LIMITED</w:t>
-            </w:r>
-          </w:p>
-        </w:tc>
-        <w:tc>
-          <w:tcPr>
-            <w:tcW w:type="dxa" w:w="1587"/>
-            <w:shd w:val="clear" w:color="auto" w:fill="FFFFFF"/>
-            <w:tcBorders>
-              <w:top w:val="single" w:sz="4" w:space="0" w:color="000000"/>
-              <w:left w:val="single" w:sz="4" w:space="0" w:color="000000"/>
-              <w:bottom w:val="single" w:sz="4" w:space="0" w:color="000000"/>
-              <w:right w:val="single" w:sz="4" w:space="0" w:color="000000"/>
-            </w:tcBorders>
-            <w:vAlign w:val="center"/>
-          </w:tcPr>
-          <w:p>
-            <w:pPr>
-              <w:spacing w:before="40" w:after="40"/>
-              <w:jc w:val="left"/>
-            </w:pPr>
-            <w:r>
-              <w:rPr>
-                <w:rFonts w:ascii="Adani" w:hAnsi="Adani"/>
-                <w:b w:val="0"/>
-                <w:sz w:val="18"/>
-                <w:u w:val="none"/>
-              </w:rPr>
-              <w:t>Additional Director</w:t>
-            </w:r>
-          </w:p>
-        </w:tc>
-        <w:tc>
-          <w:tcPr>
-            <w:tcW w:type="dxa" w:w="1304"/>
-            <w:shd w:val="clear" w:color="auto" w:fill="FFFFFF"/>
-            <w:tcBorders>
-              <w:top w:val="single" w:sz="4" w:space="0" w:color="000000"/>
-              <w:left w:val="single" w:sz="4" w:space="0" w:color="000000"/>
-              <w:bottom w:val="single" w:sz="4" w:space="0" w:color="000000"/>
-              <w:right w:val="single" w:sz="4" w:space="0" w:color="000000"/>
-            </w:tcBorders>
-            <w:vAlign w:val="center"/>
-          </w:tcPr>
-          <w:p>
-            <w:pPr>
-              <w:spacing w:before="40" w:after="40"/>
-              <w:jc w:val="left"/>
-            </w:pPr>
-            <w:r>
-              <w:rPr>
-                <w:rFonts w:ascii="Adani" w:hAnsi="Adani"/>
-                <w:b w:val="0"/>
-                <w:sz w:val="18"/>
-                <w:u w:val="none"/>
-              </w:rPr>
-              <w:t>04/04/2023</w:t>
-            </w:r>
-          </w:p>
-        </w:tc>
-      </w:tr>
     </w:tbl>
     <w:sectPr>
       <w:pgSz w:w="11906" w:h="16838"/>
